--- a/downloads/documents/05 Materials/Unit 02/Slides/Slides 02.11 - Credit vs Debit and What Interest Costs.docx
+++ b/downloads/documents/05 Materials/Unit 02/Slides/Slides 02.11 - Credit vs Debit and What Interest Costs.docx
@@ -6,9 +6,9 @@
       <w:pPr>
         <w:pStyle w:val="Heading1"/>
       </w:pPr>
-      <w:bookmarkStart w:id="20" w:name="X8f309cfc5f7d4a4ead42f2e5a06a505f947237a"/>
-      <w:r>
-        <w:t xml:space="preserve">Slides 02.11: Credit vs Debit and What Interest Costs</w:t>
+      <w:bookmarkStart w:id="20" w:name="X7054397d3016bba11c097b681472aa71f920daf"/>
+      <w:r>
+        <w:t xml:space="preserve">Slides 2.11: Credit vs Debit and What Interest Costs</w:t>
       </w:r>
       <w:bookmarkEnd w:id="20"/>
     </w:p>

--- a/downloads/documents/05 Materials/Unit 02/Slides/Slides 02.11 - Credit vs Debit and What Interest Costs.docx
+++ b/downloads/documents/05 Materials/Unit 02/Slides/Slides 02.11 - Credit vs Debit and What Interest Costs.docx
@@ -465,7 +465,7 @@
         <w:pStyle w:val="Compact"/>
       </w:pPr>
       <w:r>
-        <w:t xml:space="preserve">Part B and C. Pairs. Calculators. 10 minutes.</w:t>
+        <w:t xml:space="preserve">Parts B and C. Pairs. Calculators. 10 minutes.</w:t>
       </w:r>
     </w:p>
     <w:p>
